--- a/毕设/2_开题报告_柳子淇.docx
+++ b/毕设/2_开题报告_柳子淇.docx
@@ -7,7 +7,7 @@
       <w:pPr>
         <w:jc w:val="left"/>
         <w:rPr>
-          <w:rFonts w:hAnsi="宋体" w:hint="eastAsia"/>
+          <w:rFonts w:hAnsi="宋体"/>
           <w:kern w:val="0"/>
           <w:sz w:val="24"/>
           <w:szCs w:val="24"/>
@@ -392,11 +392,19 @@
               </w:sdtPr>
               <w:sdtEndPr/>
               <w:sdtContent>
+                <w:proofErr w:type="gramStart"/>
                 <w:r>
                   <w:rPr>
                     <w:rFonts w:hint="eastAsia"/>
                   </w:rPr>
-                  <w:t>本硕博2001班</w:t>
+                  <w:t>本硕博</w:t>
+                </w:r>
+                <w:proofErr w:type="gramEnd"/>
+                <w:r>
+                  <w:rPr>
+                    <w:rFonts w:hint="eastAsia"/>
+                  </w:rPr>
+                  <w:t>2001班</w:t>
                 </w:r>
               </w:sdtContent>
             </w:sdt>
@@ -472,8 +480,16 @@
                   <w:rPr>
                     <w:rFonts w:hint="eastAsia"/>
                   </w:rPr>
-                  <w:t>柳子淇</w:t>
+                  <w:t>柳子</w:t>
                 </w:r>
+                <w:proofErr w:type="gramStart"/>
+                <w:r>
+                  <w:rPr>
+                    <w:rFonts w:hint="eastAsia"/>
+                  </w:rPr>
+                  <w:t>淇</w:t>
+                </w:r>
+                <w:proofErr w:type="gramEnd"/>
               </w:sdtContent>
             </w:sdt>
           </w:p>
@@ -623,12 +639,14 @@
               </w:sdtPr>
               <w:sdtEndPr/>
               <w:sdtContent>
+                <w:proofErr w:type="gramStart"/>
                 <w:r>
                   <w:rPr>
                     <w:rFonts w:hint="eastAsia"/>
                   </w:rPr>
                   <w:t>刘渝</w:t>
                 </w:r>
+                <w:proofErr w:type="gramEnd"/>
               </w:sdtContent>
             </w:sdt>
           </w:p>
@@ -1082,7 +1100,43 @@
           <w:sz w:val="28"/>
           <w:szCs w:val="28"/>
         </w:rPr>
-        <w:t>理、工、医类要求字数在3000字左右，文、管类要求字数在2000 字左右。</w:t>
+        <w:t>理、工、</w:t>
+      </w:r>
+      <w:proofErr w:type="gramStart"/>
+      <w:r>
+        <w:rPr>
+          <w:rFonts w:ascii="宋体" w:hAnsi="宋体" w:hint="eastAsia"/>
+          <w:sz w:val="28"/>
+          <w:szCs w:val="28"/>
+        </w:rPr>
+        <w:t>医类要求</w:t>
+      </w:r>
+      <w:proofErr w:type="gramEnd"/>
+      <w:r>
+        <w:rPr>
+          <w:rFonts w:ascii="宋体" w:hAnsi="宋体" w:hint="eastAsia"/>
+          <w:sz w:val="28"/>
+          <w:szCs w:val="28"/>
+        </w:rPr>
+        <w:t>字数在3000字左右，文、</w:t>
+      </w:r>
+      <w:proofErr w:type="gramStart"/>
+      <w:r>
+        <w:rPr>
+          <w:rFonts w:ascii="宋体" w:hAnsi="宋体" w:hint="eastAsia"/>
+          <w:sz w:val="28"/>
+          <w:szCs w:val="28"/>
+        </w:rPr>
+        <w:t>管类要求</w:t>
+      </w:r>
+      <w:proofErr w:type="gramEnd"/>
+      <w:r>
+        <w:rPr>
+          <w:rFonts w:ascii="宋体" w:hAnsi="宋体" w:hint="eastAsia"/>
+          <w:sz w:val="28"/>
+          <w:szCs w:val="28"/>
+        </w:rPr>
+        <w:t>字数在2000 字左右。</w:t>
       </w:r>
     </w:p>
     <w:p>
@@ -1499,9 +1553,11 @@
         </w:rPr>
         <w:t>、</w:t>
       </w:r>
+      <w:proofErr w:type="spellStart"/>
       <w:r>
         <w:t>NVMeVirt</w:t>
       </w:r>
+      <w:proofErr w:type="spellEnd"/>
       <w:r>
         <w:rPr>
           <w:vertAlign w:val="superscript"/>
@@ -1968,12 +2024,14 @@
         </w:rPr>
         <w:t>、</w:t>
       </w:r>
+      <w:proofErr w:type="spellStart"/>
       <w:r>
         <w:rPr>
           <w:lang w:eastAsia="zh-Hans"/>
         </w:rPr>
         <w:t>BetrFS</w:t>
       </w:r>
+      <w:proofErr w:type="spellEnd"/>
       <w:r>
         <w:rPr>
           <w:vertAlign w:val="superscript"/>
@@ -3237,12 +3295,14 @@
         </w:rPr>
         <w:t>，</w:t>
       </w:r>
+      <w:proofErr w:type="spellStart"/>
       <w:r>
         <w:rPr>
           <w:lang w:eastAsia="zh-Hans"/>
         </w:rPr>
         <w:t>NVMe</w:t>
       </w:r>
+      <w:proofErr w:type="spellEnd"/>
       <w:r>
         <w:rPr>
           <w:lang w:eastAsia="zh-Hans"/>
@@ -3414,11 +3474,19 @@
       <w:r>
         <w:t>等</w:t>
       </w:r>
-      <w:r>
-        <w:rPr>
-          <w:rFonts w:hint="eastAsia"/>
-        </w:rPr>
-        <w:t>为闪存设计的</w:t>
+      <w:proofErr w:type="gramStart"/>
+      <w:r>
+        <w:rPr>
+          <w:rFonts w:hint="eastAsia"/>
+        </w:rPr>
+        <w:t>为闪存设计</w:t>
+      </w:r>
+      <w:proofErr w:type="gramEnd"/>
+      <w:r>
+        <w:rPr>
+          <w:rFonts w:hint="eastAsia"/>
+        </w:rPr>
+        <w:t>的</w:t>
       </w:r>
       <w:r>
         <w:t>文件系统已经开始支持</w:t>
@@ -3447,12 +3515,14 @@
         </w:rPr>
         <w:t>而设计的文件系统</w:t>
       </w:r>
+      <w:proofErr w:type="spellStart"/>
       <w:r>
         <w:rPr>
           <w:rFonts w:hint="eastAsia"/>
         </w:rPr>
         <w:t>ZenFS</w:t>
       </w:r>
+      <w:proofErr w:type="spellEnd"/>
       <w:r>
         <w:rPr>
           <w:vertAlign w:val="superscript"/>
@@ -3700,12 +3770,14 @@
         </w:rPr>
         <w:t>、</w:t>
       </w:r>
+      <w:proofErr w:type="spellStart"/>
       <w:r>
         <w:rPr>
           <w:rFonts w:hint="eastAsia"/>
         </w:rPr>
         <w:t>eZNS</w:t>
       </w:r>
+      <w:proofErr w:type="spellEnd"/>
       <w:r>
         <w:rPr>
           <w:vertAlign w:val="superscript"/>
@@ -3951,12 +4023,14 @@
         </w:rPr>
         <w:t>基于</w:t>
       </w:r>
+      <w:proofErr w:type="spellStart"/>
       <w:r>
         <w:rPr>
           <w:lang w:eastAsia="zh-Hans"/>
         </w:rPr>
         <w:t>ZenFS</w:t>
       </w:r>
+      <w:proofErr w:type="spellEnd"/>
       <w:r>
         <w:rPr>
           <w:vertAlign w:val="superscript"/>
@@ -4009,12 +4083,14 @@
         </w:rPr>
         <w:t>的</w:t>
       </w:r>
+      <w:proofErr w:type="spellStart"/>
       <w:r>
         <w:rPr>
           <w:rFonts w:hint="eastAsia"/>
         </w:rPr>
         <w:t>RocksDB</w:t>
       </w:r>
+      <w:proofErr w:type="spellEnd"/>
       <w:r>
         <w:rPr>
           <w:vertAlign w:val="superscript"/>
@@ -4673,6 +4749,7 @@
         </w:rPr>
         <w:t>经过调研，选用</w:t>
       </w:r>
+      <w:proofErr w:type="spellStart"/>
       <w:r>
         <w:rPr>
           <w:rFonts w:hint="eastAsia"/>
@@ -4680,6 +4757,7 @@
         </w:rPr>
         <w:t>NVMEvirt</w:t>
       </w:r>
+      <w:proofErr w:type="spellEnd"/>
       <w:r>
         <w:rPr>
           <w:vertAlign w:val="superscript"/>
@@ -4735,6 +4813,7 @@
         </w:rPr>
         <w:t>作为模拟器进行对比实验。</w:t>
       </w:r>
+      <w:proofErr w:type="spellStart"/>
       <w:r>
         <w:rPr>
           <w:rFonts w:hint="eastAsia"/>
@@ -4742,6 +4821,7 @@
         </w:rPr>
         <w:t>NVMEvirt</w:t>
       </w:r>
+      <w:proofErr w:type="spellEnd"/>
       <w:r>
         <w:rPr>
           <w:rFonts w:hint="eastAsia"/>
@@ -4763,12 +4843,14 @@
         </w:rPr>
         <w:t xml:space="preserve"> </w:t>
       </w:r>
+      <w:proofErr w:type="spellStart"/>
       <w:r>
         <w:rPr>
           <w:rFonts w:hint="eastAsia"/>
         </w:rPr>
         <w:t>NVMe</w:t>
       </w:r>
+      <w:proofErr w:type="spellEnd"/>
       <w:r>
         <w:t xml:space="preserve"> </w:t>
       </w:r>
@@ -4823,12 +4905,14 @@
         </w:rPr>
         <w:t xml:space="preserve"> </w:t>
       </w:r>
+      <w:proofErr w:type="spellStart"/>
       <w:r>
         <w:rPr>
           <w:rFonts w:hint="eastAsia"/>
         </w:rPr>
         <w:t>NVMe</w:t>
       </w:r>
+      <w:proofErr w:type="spellEnd"/>
       <w:r>
         <w:rPr>
           <w:rFonts w:hint="eastAsia"/>
@@ -4843,12 +4927,21 @@
         </w:rPr>
         <w:t>，提供了与真实设备更接近的性能和准确度。</w:t>
       </w:r>
-      <w:r>
-        <w:rPr>
-          <w:rFonts w:hint="eastAsia"/>
-          <w:lang w:eastAsia="zh-Hans"/>
-        </w:rPr>
-        <w:t xml:space="preserve">NVMEvirt </w:t>
+      <w:proofErr w:type="spellStart"/>
+      <w:r>
+        <w:rPr>
+          <w:rFonts w:hint="eastAsia"/>
+          <w:lang w:eastAsia="zh-Hans"/>
+        </w:rPr>
+        <w:t>NVMEvirt</w:t>
+      </w:r>
+      <w:proofErr w:type="spellEnd"/>
+      <w:r>
+        <w:rPr>
+          <w:rFonts w:hint="eastAsia"/>
+          <w:lang w:eastAsia="zh-Hans"/>
+        </w:rPr>
+        <w:t xml:space="preserve"> </w:t>
       </w:r>
       <w:r>
         <w:rPr>
@@ -4862,7 +4955,23 @@
           <w:rFonts w:hint="eastAsia"/>
           <w:lang w:eastAsia="zh-Hans"/>
         </w:rPr>
-        <w:t xml:space="preserve"> Makefile </w:t>
+        <w:t xml:space="preserve"> </w:t>
+      </w:r>
+      <w:proofErr w:type="spellStart"/>
+      <w:r>
+        <w:rPr>
+          <w:rFonts w:hint="eastAsia"/>
+          <w:lang w:eastAsia="zh-Hans"/>
+        </w:rPr>
+        <w:t>Makefile</w:t>
+      </w:r>
+      <w:proofErr w:type="spellEnd"/>
+      <w:r>
+        <w:rPr>
+          <w:rFonts w:hint="eastAsia"/>
+          <w:lang w:eastAsia="zh-Hans"/>
+        </w:rPr>
+        <w:t xml:space="preserve"> </w:t>
       </w:r>
       <w:r>
         <w:rPr>
@@ -4904,7 +5013,23 @@
           <w:rFonts w:hint="eastAsia"/>
           <w:lang w:eastAsia="zh-Hans"/>
         </w:rPr>
-        <w:t xml:space="preserve"> ssd_config </w:t>
+        <w:t xml:space="preserve"> </w:t>
+      </w:r>
+      <w:proofErr w:type="spellStart"/>
+      <w:r>
+        <w:rPr>
+          <w:rFonts w:hint="eastAsia"/>
+          <w:lang w:eastAsia="zh-Hans"/>
+        </w:rPr>
+        <w:t>ssd_config</w:t>
+      </w:r>
+      <w:proofErr w:type="spellEnd"/>
+      <w:r>
+        <w:rPr>
+          <w:rFonts w:hint="eastAsia"/>
+          <w:lang w:eastAsia="zh-Hans"/>
+        </w:rPr>
+        <w:t xml:space="preserve"> </w:t>
       </w:r>
       <w:r>
         <w:rPr>
@@ -4954,12 +5079,14 @@
         </w:rPr>
         <w:t>）</w:t>
       </w:r>
+      <w:proofErr w:type="spellStart"/>
       <w:r>
         <w:rPr>
           <w:rFonts w:hint="eastAsia"/>
         </w:rPr>
         <w:t>ZenFS</w:t>
       </w:r>
+      <w:proofErr w:type="spellEnd"/>
       <w:r>
         <w:rPr>
           <w:rFonts w:hint="eastAsia"/>
@@ -4967,6 +5094,7 @@
         </w:rPr>
         <w:t>：</w:t>
       </w:r>
+      <w:proofErr w:type="spellStart"/>
       <w:r>
         <w:rPr>
           <w:rFonts w:hint="eastAsia"/>
@@ -4974,6 +5102,7 @@
         </w:rPr>
         <w:t>ZenFS</w:t>
       </w:r>
+      <w:proofErr w:type="spellEnd"/>
       <w:r>
         <w:rPr>
           <w:vertAlign w:val="superscript"/>
@@ -5031,8 +5160,17 @@
           <w:rFonts w:hint="eastAsia"/>
           <w:lang w:eastAsia="zh-Hans"/>
         </w:rPr>
-        <w:t xml:space="preserve"> RocksDB</w:t>
-      </w:r>
+        <w:t xml:space="preserve"> </w:t>
+      </w:r>
+      <w:proofErr w:type="spellStart"/>
+      <w:r>
+        <w:rPr>
+          <w:rFonts w:hint="eastAsia"/>
+          <w:lang w:eastAsia="zh-Hans"/>
+        </w:rPr>
+        <w:t>RocksDB</w:t>
+      </w:r>
+      <w:proofErr w:type="spellEnd"/>
       <w:r>
         <w:rPr>
           <w:vertAlign w:val="superscript"/>
@@ -5108,12 +5246,21 @@
         </w:rPr>
         <w:t>。</w:t>
       </w:r>
-      <w:r>
-        <w:rPr>
-          <w:rFonts w:hint="eastAsia"/>
-          <w:lang w:eastAsia="zh-Hans"/>
-        </w:rPr>
-        <w:t xml:space="preserve">ZenFS </w:t>
+      <w:proofErr w:type="spellStart"/>
+      <w:r>
+        <w:rPr>
+          <w:rFonts w:hint="eastAsia"/>
+          <w:lang w:eastAsia="zh-Hans"/>
+        </w:rPr>
+        <w:t>ZenFS</w:t>
+      </w:r>
+      <w:proofErr w:type="spellEnd"/>
+      <w:r>
+        <w:rPr>
+          <w:rFonts w:hint="eastAsia"/>
+          <w:lang w:eastAsia="zh-Hans"/>
+        </w:rPr>
+        <w:t xml:space="preserve"> </w:t>
       </w:r>
       <w:r>
         <w:rPr>
@@ -5127,7 +5274,23 @@
           <w:rFonts w:hint="eastAsia"/>
           <w:lang w:eastAsia="zh-Hans"/>
         </w:rPr>
-        <w:t xml:space="preserve"> RocksDB </w:t>
+        <w:t xml:space="preserve"> </w:t>
+      </w:r>
+      <w:proofErr w:type="spellStart"/>
+      <w:r>
+        <w:rPr>
+          <w:rFonts w:hint="eastAsia"/>
+          <w:lang w:eastAsia="zh-Hans"/>
+        </w:rPr>
+        <w:t>RocksDB</w:t>
+      </w:r>
+      <w:proofErr w:type="spellEnd"/>
+      <w:r>
+        <w:rPr>
+          <w:rFonts w:hint="eastAsia"/>
+          <w:lang w:eastAsia="zh-Hans"/>
+        </w:rPr>
+        <w:t xml:space="preserve"> </w:t>
       </w:r>
       <w:r>
         <w:rPr>
@@ -5141,7 +5304,23 @@
           <w:rFonts w:hint="eastAsia"/>
           <w:lang w:eastAsia="zh-Hans"/>
         </w:rPr>
-        <w:t xml:space="preserve"> FileSystem </w:t>
+        <w:t xml:space="preserve"> </w:t>
+      </w:r>
+      <w:proofErr w:type="spellStart"/>
+      <w:r>
+        <w:rPr>
+          <w:rFonts w:hint="eastAsia"/>
+          <w:lang w:eastAsia="zh-Hans"/>
+        </w:rPr>
+        <w:t>FileSystem</w:t>
+      </w:r>
+      <w:proofErr w:type="spellEnd"/>
+      <w:r>
+        <w:rPr>
+          <w:rFonts w:hint="eastAsia"/>
+          <w:lang w:eastAsia="zh-Hans"/>
+        </w:rPr>
+        <w:t xml:space="preserve"> </w:t>
       </w:r>
       <w:r>
         <w:rPr>
@@ -5150,12 +5329,21 @@
         </w:rPr>
         <w:t>接口，将文件放置在原始分区块设备上的区域内。系统写入放大被大大减少，与传统块设备相比有显著改进。</w:t>
       </w:r>
-      <w:r>
-        <w:rPr>
-          <w:rFonts w:hint="eastAsia"/>
-          <w:lang w:eastAsia="zh-Hans"/>
-        </w:rPr>
-        <w:t xml:space="preserve">ZenFS </w:t>
+      <w:proofErr w:type="spellStart"/>
+      <w:r>
+        <w:rPr>
+          <w:rFonts w:hint="eastAsia"/>
+          <w:lang w:eastAsia="zh-Hans"/>
+        </w:rPr>
+        <w:t>ZenFS</w:t>
+      </w:r>
+      <w:proofErr w:type="spellEnd"/>
+      <w:r>
+        <w:rPr>
+          <w:rFonts w:hint="eastAsia"/>
+          <w:lang w:eastAsia="zh-Hans"/>
+        </w:rPr>
+        <w:t xml:space="preserve"> </w:t>
       </w:r>
       <w:r>
         <w:rPr>
@@ -5231,12 +5419,14 @@
         </w:rPr>
         <w:t>技术的系统工具，例如</w:t>
       </w:r>
+      <w:proofErr w:type="spellStart"/>
       <w:r>
         <w:rPr>
           <w:rFonts w:hint="eastAsia"/>
         </w:rPr>
         <w:t>fio</w:t>
       </w:r>
+      <w:proofErr w:type="spellEnd"/>
       <w:r>
         <w:rPr>
           <w:vertAlign w:val="superscript"/>
@@ -5297,12 +5487,14 @@
         </w:rPr>
         <w:t>、</w:t>
       </w:r>
+      <w:proofErr w:type="spellStart"/>
       <w:r>
         <w:rPr>
           <w:rFonts w:hint="eastAsia"/>
         </w:rPr>
         <w:t>nvme</w:t>
       </w:r>
+      <w:proofErr w:type="spellEnd"/>
       <w:r>
         <w:t>-</w:t>
       </w:r>
@@ -5387,21 +5579,23 @@
         </w:rPr>
         <w:t>。</w:t>
       </w:r>
+      <w:proofErr w:type="spellStart"/>
       <w:r>
         <w:rPr>
           <w:rFonts w:ascii="Segoe UI" w:hAnsi="Segoe UI" w:cs="Segoe UI"/>
           <w:color w:val="0D0D0D"/>
           <w:shd w:val="clear" w:color="auto" w:fill="FFFFFF"/>
         </w:rPr>
-        <w:t xml:space="preserve">fio </w:t>
-      </w:r>
+        <w:t>fio</w:t>
+      </w:r>
+      <w:proofErr w:type="spellEnd"/>
       <w:r>
         <w:rPr>
           <w:rFonts w:ascii="Segoe UI" w:hAnsi="Segoe UI" w:cs="Segoe UI"/>
           <w:color w:val="0D0D0D"/>
           <w:shd w:val="clear" w:color="auto" w:fill="FFFFFF"/>
         </w:rPr>
-        <w:t>为</w:t>
+        <w:t xml:space="preserve"> </w:t>
       </w:r>
       <w:r>
         <w:rPr>
@@ -5409,7 +5603,7 @@
           <w:color w:val="0D0D0D"/>
           <w:shd w:val="clear" w:color="auto" w:fill="FFFFFF"/>
         </w:rPr>
-        <w:t xml:space="preserve"> ZNS SSD </w:t>
+        <w:t>为</w:t>
       </w:r>
       <w:r>
         <w:rPr>
@@ -5417,7 +5611,7 @@
           <w:color w:val="0D0D0D"/>
           <w:shd w:val="clear" w:color="auto" w:fill="FFFFFF"/>
         </w:rPr>
-        <w:t>提供了专门的测试模式，允许用户针对</w:t>
+        <w:t xml:space="preserve"> ZNS SSD </w:t>
       </w:r>
       <w:r>
         <w:rPr>
@@ -5425,7 +5619,7 @@
           <w:color w:val="0D0D0D"/>
           <w:shd w:val="clear" w:color="auto" w:fill="FFFFFF"/>
         </w:rPr>
-        <w:t xml:space="preserve"> ZNS </w:t>
+        <w:t>提供了专门的测试模式，允许用户针对</w:t>
       </w:r>
       <w:r>
         <w:rPr>
@@ -5433,7 +5627,7 @@
           <w:color w:val="0D0D0D"/>
           <w:shd w:val="clear" w:color="auto" w:fill="FFFFFF"/>
         </w:rPr>
-        <w:t>设</w:t>
+        <w:t xml:space="preserve"> ZNS </w:t>
       </w:r>
       <w:r>
         <w:rPr>
@@ -5441,8 +5635,7 @@
           <w:color w:val="0D0D0D"/>
           <w:shd w:val="clear" w:color="auto" w:fill="FFFFFF"/>
         </w:rPr>
-        <w:lastRenderedPageBreak/>
-        <w:t>备的特定操作进行性能测试，如区域写入、管理和重置操作。这使得用户能够评估</w:t>
+        <w:t>设</w:t>
       </w:r>
       <w:r>
         <w:rPr>
@@ -5450,7 +5643,8 @@
           <w:color w:val="0D0D0D"/>
           <w:shd w:val="clear" w:color="auto" w:fill="FFFFFF"/>
         </w:rPr>
-        <w:t xml:space="preserve"> ZNS SSD </w:t>
+        <w:lastRenderedPageBreak/>
+        <w:t>备的特定操作进行性能测试，如区域写入、管理和重置操作。这使得用户能够评估</w:t>
       </w:r>
       <w:r>
         <w:rPr>
@@ -5458,6 +5652,14 @@
           <w:color w:val="0D0D0D"/>
           <w:shd w:val="clear" w:color="auto" w:fill="FFFFFF"/>
         </w:rPr>
+        <w:t xml:space="preserve"> ZNS SSD </w:t>
+      </w:r>
+      <w:r>
+        <w:rPr>
+          <w:rFonts w:ascii="Segoe UI" w:hAnsi="Segoe UI" w:cs="Segoe UI"/>
+          <w:color w:val="0D0D0D"/>
+          <w:shd w:val="clear" w:color="auto" w:fill="FFFFFF"/>
+        </w:rPr>
         <w:t>在不同应用场景下的性能表现</w:t>
       </w:r>
       <w:r>
@@ -5468,21 +5670,23 @@
         </w:rPr>
         <w:t>；</w:t>
       </w:r>
+      <w:proofErr w:type="spellStart"/>
       <w:r>
         <w:rPr>
           <w:rFonts w:ascii="Segoe UI" w:hAnsi="Segoe UI" w:cs="Segoe UI"/>
           <w:color w:val="0D0D0D"/>
           <w:shd w:val="clear" w:color="auto" w:fill="FFFFFF"/>
         </w:rPr>
-        <w:t>nvme-cli</w:t>
-      </w:r>
+        <w:t>nvme</w:t>
+      </w:r>
+      <w:proofErr w:type="spellEnd"/>
       <w:r>
         <w:rPr>
           <w:rFonts w:ascii="Segoe UI" w:hAnsi="Segoe UI" w:cs="Segoe UI"/>
           <w:color w:val="0D0D0D"/>
           <w:shd w:val="clear" w:color="auto" w:fill="FFFFFF"/>
         </w:rPr>
-        <w:t>针对</w:t>
+        <w:t>-cli</w:t>
       </w:r>
       <w:r>
         <w:rPr>
@@ -5490,7 +5694,7 @@
           <w:color w:val="0D0D0D"/>
           <w:shd w:val="clear" w:color="auto" w:fill="FFFFFF"/>
         </w:rPr>
-        <w:t xml:space="preserve"> ZNS </w:t>
+        <w:t>针对</w:t>
       </w:r>
       <w:r>
         <w:rPr>
@@ -5498,7 +5702,7 @@
           <w:color w:val="0D0D0D"/>
           <w:shd w:val="clear" w:color="auto" w:fill="FFFFFF"/>
         </w:rPr>
-        <w:t>设备增加了一系列命令，支持查询和管理</w:t>
+        <w:t xml:space="preserve"> ZNS </w:t>
       </w:r>
       <w:r>
         <w:rPr>
@@ -5506,7 +5710,7 @@
           <w:color w:val="0D0D0D"/>
           <w:shd w:val="clear" w:color="auto" w:fill="FFFFFF"/>
         </w:rPr>
-        <w:t xml:space="preserve"> ZNS SSD </w:t>
+        <w:t>设备增加了一系列命令，支持查询和管理</w:t>
       </w:r>
       <w:r>
         <w:rPr>
@@ -5514,7 +5718,7 @@
           <w:color w:val="0D0D0D"/>
           <w:shd w:val="clear" w:color="auto" w:fill="FFFFFF"/>
         </w:rPr>
-        <w:t>的区域信息。例如，用户可以查询区域的状态（如空闲、隐含打开、显式打开和关闭状态），执行区域的管理操作（如重置区域），从而优化</w:t>
+        <w:t xml:space="preserve"> ZNS SSD </w:t>
       </w:r>
       <w:r>
         <w:rPr>
@@ -5522,141 +5726,25 @@
           <w:color w:val="0D0D0D"/>
           <w:shd w:val="clear" w:color="auto" w:fill="FFFFFF"/>
         </w:rPr>
-        <w:t xml:space="preserve"> ZNS SSD </w:t>
-      </w:r>
+        <w:t>的区域信息。例如，用户可以查询区域的状态（如空闲、隐含打开、显</w:t>
+      </w:r>
+      <w:proofErr w:type="gramStart"/>
       <w:r>
         <w:rPr>
           <w:rFonts w:ascii="Segoe UI" w:hAnsi="Segoe UI" w:cs="Segoe UI"/>
           <w:color w:val="0D0D0D"/>
           <w:shd w:val="clear" w:color="auto" w:fill="FFFFFF"/>
         </w:rPr>
-        <w:t>的使用和性能。</w:t>
-      </w:r>
-    </w:p>
-    <w:p>
-      <w:pPr>
-        <w:pStyle w:val="a0"/>
-        <w:ind w:firstLine="480"/>
-        <w:rPr>
-          <w:lang w:eastAsia="zh-Hans"/>
-        </w:rPr>
-      </w:pPr>
-      <w:r>
-        <w:rPr>
-          <w:rFonts w:hint="eastAsia"/>
-        </w:rPr>
-        <w:t>（</w:t>
-      </w:r>
-      <w:r>
-        <w:rPr>
-          <w:rFonts w:hint="eastAsia"/>
-        </w:rPr>
-        <w:t>4</w:t>
-      </w:r>
-      <w:r>
-        <w:rPr>
-          <w:rFonts w:hint="eastAsia"/>
-        </w:rPr>
-        <w:t>）</w:t>
-      </w:r>
-      <w:r>
-        <w:rPr>
-          <w:rFonts w:hint="eastAsia"/>
-        </w:rPr>
-        <w:t>zbd</w:t>
-      </w:r>
-      <w:r>
-        <w:t>-</w:t>
-      </w:r>
-      <w:r>
-        <w:rPr>
-          <w:rFonts w:hint="eastAsia"/>
-        </w:rPr>
-        <w:t>tools</w:t>
-      </w:r>
-      <w:r>
-        <w:rPr>
-          <w:rFonts w:hint="eastAsia"/>
-          <w:lang w:eastAsia="zh-Hans"/>
-        </w:rPr>
-        <w:t>系列工具</w:t>
-      </w:r>
-      <w:r>
-        <w:rPr>
-          <w:rFonts w:hint="eastAsia"/>
-          <w:lang w:eastAsia="zh-Hans"/>
-        </w:rPr>
-        <w:t>：</w:t>
-      </w:r>
-      <w:r>
-        <w:rPr>
-          <w:rFonts w:hint="eastAsia"/>
-          <w:lang w:eastAsia="zh-Hans"/>
-        </w:rPr>
-        <w:t>包括可视化工具</w:t>
-      </w:r>
-      <w:r>
-        <w:rPr>
-          <w:rFonts w:hint="eastAsia"/>
-        </w:rPr>
-        <w:t>gzbd</w:t>
-      </w:r>
-      <w:r>
-        <w:rPr>
-          <w:rFonts w:hint="eastAsia"/>
-          <w:lang w:eastAsia="zh-Hans"/>
-        </w:rPr>
-        <w:t>，</w:t>
-      </w:r>
-      <w:r>
-        <w:rPr>
-          <w:rFonts w:hint="eastAsia"/>
-        </w:rPr>
-        <w:t>libzbd</w:t>
-      </w:r>
-      <w:r>
-        <w:fldChar w:fldCharType="begin"/>
-      </w:r>
-      <w:r>
-        <w:instrText xml:space="preserve"> </w:instrText>
-      </w:r>
-      <w:r>
-        <w:rPr>
-          <w:rFonts w:hint="eastAsia"/>
-        </w:rPr>
-        <w:instrText>REF _Ref160645197 \r \h</w:instrText>
-      </w:r>
-      <w:r>
-        <w:instrText xml:space="preserve"> </w:instrText>
-      </w:r>
-      <w:r>
-        <w:fldChar w:fldCharType="separate"/>
-      </w:r>
-      <w:r>
-        <w:t>[20]</w:t>
-      </w:r>
-      <w:r>
-        <w:fldChar w:fldCharType="end"/>
-      </w:r>
-      <w:r>
-        <w:rPr>
-          <w:rFonts w:hint="eastAsia"/>
-        </w:rPr>
-        <w:t>等</w:t>
-      </w:r>
-      <w:r>
-        <w:rPr>
-          <w:rFonts w:hint="eastAsia"/>
-        </w:rPr>
-        <w:t>。</w:t>
-      </w:r>
+        <w:t>式打开</w:t>
+      </w:r>
+      <w:proofErr w:type="gramEnd"/>
       <w:r>
         <w:rPr>
           <w:rFonts w:ascii="Segoe UI" w:hAnsi="Segoe UI" w:cs="Segoe UI"/>
           <w:color w:val="0D0D0D"/>
           <w:shd w:val="clear" w:color="auto" w:fill="FFFFFF"/>
         </w:rPr>
-        <w:t>使用</w:t>
+        <w:t>和关闭状态），执行区域的管理操作（如重置区域），从而优化</w:t>
       </w:r>
       <w:r>
         <w:rPr>
@@ -5664,7 +5752,7 @@
           <w:color w:val="0D0D0D"/>
           <w:shd w:val="clear" w:color="auto" w:fill="FFFFFF"/>
         </w:rPr>
-        <w:t xml:space="preserve"> gzbd</w:t>
+        <w:t xml:space="preserve"> ZNS SSD </w:t>
       </w:r>
       <w:r>
         <w:rPr>
@@ -5672,13 +5760,161 @@
           <w:color w:val="0D0D0D"/>
           <w:shd w:val="clear" w:color="auto" w:fill="FFFFFF"/>
         </w:rPr>
-        <w:t>，用户可以图形化地查看每个分区的状态和属性，如大小、使用情况和状态（例如，是否开放、关闭或满）。这个可视化工具特别适合需要快速和直观了解设备状态的场景。</w:t>
-      </w:r>
+        <w:t>的使用和性能。</w:t>
+      </w:r>
+    </w:p>
+    <w:p>
+      <w:pPr>
+        <w:pStyle w:val="a0"/>
+        <w:ind w:firstLine="480"/>
+        <w:rPr>
+          <w:lang w:eastAsia="zh-Hans"/>
+        </w:rPr>
+      </w:pPr>
+      <w:r>
+        <w:rPr>
+          <w:rFonts w:hint="eastAsia"/>
+        </w:rPr>
+        <w:t>（</w:t>
+      </w:r>
+      <w:r>
+        <w:rPr>
+          <w:rFonts w:hint="eastAsia"/>
+        </w:rPr>
+        <w:t>4</w:t>
+      </w:r>
+      <w:r>
+        <w:rPr>
+          <w:rFonts w:hint="eastAsia"/>
+        </w:rPr>
+        <w:t>）</w:t>
+      </w:r>
+      <w:proofErr w:type="spellStart"/>
+      <w:r>
+        <w:rPr>
+          <w:rFonts w:hint="eastAsia"/>
+        </w:rPr>
+        <w:t>zbd</w:t>
+      </w:r>
+      <w:proofErr w:type="spellEnd"/>
+      <w:r>
+        <w:t>-</w:t>
+      </w:r>
+      <w:r>
+        <w:rPr>
+          <w:rFonts w:hint="eastAsia"/>
+        </w:rPr>
+        <w:t>tools</w:t>
+      </w:r>
+      <w:r>
+        <w:rPr>
+          <w:rFonts w:hint="eastAsia"/>
+          <w:lang w:eastAsia="zh-Hans"/>
+        </w:rPr>
+        <w:t>系列工具</w:t>
+      </w:r>
+      <w:r>
+        <w:rPr>
+          <w:rFonts w:hint="eastAsia"/>
+          <w:lang w:eastAsia="zh-Hans"/>
+        </w:rPr>
+        <w:t>：</w:t>
+      </w:r>
+      <w:r>
+        <w:rPr>
+          <w:rFonts w:hint="eastAsia"/>
+          <w:lang w:eastAsia="zh-Hans"/>
+        </w:rPr>
+        <w:t>包括可视化工具</w:t>
+      </w:r>
+      <w:proofErr w:type="spellStart"/>
+      <w:r>
+        <w:rPr>
+          <w:rFonts w:hint="eastAsia"/>
+        </w:rPr>
+        <w:t>gzbd</w:t>
+      </w:r>
+      <w:proofErr w:type="spellEnd"/>
+      <w:r>
+        <w:rPr>
+          <w:rFonts w:hint="eastAsia"/>
+          <w:lang w:eastAsia="zh-Hans"/>
+        </w:rPr>
+        <w:t>，</w:t>
+      </w:r>
+      <w:proofErr w:type="spellStart"/>
       <w:r>
         <w:rPr>
           <w:rFonts w:hint="eastAsia"/>
         </w:rPr>
         <w:t>libzbd</w:t>
+      </w:r>
+      <w:proofErr w:type="spellEnd"/>
+      <w:r>
+        <w:rPr>
+          <w:vertAlign w:val="superscript"/>
+        </w:rPr>
+        <w:fldChar w:fldCharType="begin"/>
+      </w:r>
+      <w:r>
+        <w:rPr>
+          <w:vertAlign w:val="superscript"/>
+        </w:rPr>
+        <w:instrText xml:space="preserve"> </w:instrText>
+      </w:r>
+      <w:r>
+        <w:rPr>
+          <w:rFonts w:hint="eastAsia"/>
+          <w:vertAlign w:val="superscript"/>
+        </w:rPr>
+        <w:instrText>REF _Ref160645197 \r \h</w:instrText>
+      </w:r>
+      <w:r>
+        <w:rPr>
+          <w:vertAlign w:val="superscript"/>
+        </w:rPr>
+        <w:instrText xml:space="preserve"> </w:instrText>
+      </w:r>
+      <w:r>
+        <w:rPr>
+          <w:vertAlign w:val="superscript"/>
+        </w:rPr>
+      </w:r>
+      <w:r>
+        <w:rPr>
+          <w:vertAlign w:val="superscript"/>
+        </w:rPr>
+        <w:instrText xml:space="preserve"> \* MERGEFORMAT </w:instrText>
+      </w:r>
+      <w:r>
+        <w:rPr>
+          <w:vertAlign w:val="superscript"/>
+        </w:rPr>
+        <w:fldChar w:fldCharType="separate"/>
+      </w:r>
+      <w:r>
+        <w:rPr>
+          <w:vertAlign w:val="superscript"/>
+        </w:rPr>
+        <w:t>[20]</w:t>
+      </w:r>
+      <w:r>
+        <w:rPr>
+          <w:vertAlign w:val="superscript"/>
+        </w:rPr>
+        <w:fldChar w:fldCharType="end"/>
+      </w:r>
+      <w:r>
+        <w:rPr>
+          <w:rFonts w:hint="eastAsia"/>
+        </w:rPr>
+        <w:t>等</w:t>
+      </w:r>
+      <w:r>
+        <w:rPr>
+          <w:rFonts w:hint="eastAsia"/>
+        </w:rPr>
+        <w:t>。</w:t>
       </w:r>
       <w:r>
         <w:rPr>
@@ -5686,7 +5922,7 @@
           <w:color w:val="0D0D0D"/>
           <w:shd w:val="clear" w:color="auto" w:fill="FFFFFF"/>
         </w:rPr>
-        <w:t>提供了编程接口（</w:t>
+        <w:t>使用</w:t>
       </w:r>
       <w:r>
         <w:rPr>
@@ -5694,38 +5930,41 @@
           <w:color w:val="0D0D0D"/>
           <w:shd w:val="clear" w:color="auto" w:fill="FFFFFF"/>
         </w:rPr>
-        <w:t>API</w:t>
-      </w:r>
+        <w:t xml:space="preserve"> </w:t>
+      </w:r>
+      <w:proofErr w:type="spellStart"/>
       <w:r>
         <w:rPr>
           <w:rFonts w:ascii="Segoe UI" w:hAnsi="Segoe UI" w:cs="Segoe UI"/>
           <w:color w:val="0D0D0D"/>
           <w:shd w:val="clear" w:color="auto" w:fill="FFFFFF"/>
         </w:rPr>
-        <w:t>）来管理和操作支持分区的块设备，特别是</w:t>
-      </w:r>
+        <w:t>gzbd</w:t>
+      </w:r>
+      <w:proofErr w:type="spellEnd"/>
       <w:r>
         <w:rPr>
           <w:rFonts w:ascii="Segoe UI" w:hAnsi="Segoe UI" w:cs="Segoe UI"/>
           <w:color w:val="0D0D0D"/>
           <w:shd w:val="clear" w:color="auto" w:fill="FFFFFF"/>
         </w:rPr>
-        <w:t xml:space="preserve"> ZNS SSD</w:t>
-      </w:r>
-      <w:r>
-        <w:rPr>
-          <w:rFonts w:hint="eastAsia"/>
-          <w:lang w:eastAsia="zh-Hans"/>
-        </w:rPr>
-        <w:t>。</w:t>
-      </w:r>
+        <w:t>，用户可以图形化地查看每个分区的状态和属性，如大小、使用情况和状态（例如，是否开放、关闭或满）。这个可视化工具特别适合需要快速和直观了解设备状态的场景。</w:t>
+      </w:r>
+      <w:proofErr w:type="spellStart"/>
+      <w:r>
+        <w:rPr>
+          <w:rFonts w:hint="eastAsia"/>
+        </w:rPr>
+        <w:t>libzbd</w:t>
+      </w:r>
+      <w:proofErr w:type="spellEnd"/>
       <w:r>
         <w:rPr>
           <w:rFonts w:ascii="Segoe UI" w:hAnsi="Segoe UI" w:cs="Segoe UI"/>
           <w:color w:val="0D0D0D"/>
           <w:shd w:val="clear" w:color="auto" w:fill="FFFFFF"/>
         </w:rPr>
-        <w:t>开发人员可以利用</w:t>
+        <w:t>提供了编程接口（</w:t>
       </w:r>
       <w:r>
         <w:rPr>
@@ -5733,7 +5972,64 @@
           <w:color w:val="0D0D0D"/>
           <w:shd w:val="clear" w:color="auto" w:fill="FFFFFF"/>
         </w:rPr>
-        <w:t xml:space="preserve"> libzbd </w:t>
+        <w:t>API</w:t>
+      </w:r>
+      <w:r>
+        <w:rPr>
+          <w:rFonts w:ascii="Segoe UI" w:hAnsi="Segoe UI" w:cs="Segoe UI"/>
+          <w:color w:val="0D0D0D"/>
+          <w:shd w:val="clear" w:color="auto" w:fill="FFFFFF"/>
+        </w:rPr>
+        <w:t>）来管理和操作支持分区的块设备，特别是</w:t>
+      </w:r>
+      <w:r>
+        <w:rPr>
+          <w:rFonts w:ascii="Segoe UI" w:hAnsi="Segoe UI" w:cs="Segoe UI"/>
+          <w:color w:val="0D0D0D"/>
+          <w:shd w:val="clear" w:color="auto" w:fill="FFFFFF"/>
+        </w:rPr>
+        <w:t xml:space="preserve"> ZNS SSD</w:t>
+      </w:r>
+      <w:r>
+        <w:rPr>
+          <w:rFonts w:hint="eastAsia"/>
+          <w:lang w:eastAsia="zh-Hans"/>
+        </w:rPr>
+        <w:t>。</w:t>
+      </w:r>
+      <w:r>
+        <w:rPr>
+          <w:rFonts w:ascii="Segoe UI" w:hAnsi="Segoe UI" w:cs="Segoe UI"/>
+          <w:color w:val="0D0D0D"/>
+          <w:shd w:val="clear" w:color="auto" w:fill="FFFFFF"/>
+        </w:rPr>
+        <w:t>开发人员可以利用</w:t>
+      </w:r>
+      <w:r>
+        <w:rPr>
+          <w:rFonts w:ascii="Segoe UI" w:hAnsi="Segoe UI" w:cs="Segoe UI"/>
+          <w:color w:val="0D0D0D"/>
+          <w:shd w:val="clear" w:color="auto" w:fill="FFFFFF"/>
+        </w:rPr>
+        <w:t xml:space="preserve"> </w:t>
+      </w:r>
+      <w:proofErr w:type="spellStart"/>
+      <w:r>
+        <w:rPr>
+          <w:rFonts w:ascii="Segoe UI" w:hAnsi="Segoe UI" w:cs="Segoe UI"/>
+          <w:color w:val="0D0D0D"/>
+          <w:shd w:val="clear" w:color="auto" w:fill="FFFFFF"/>
+        </w:rPr>
+        <w:t>libzbd</w:t>
+      </w:r>
+      <w:proofErr w:type="spellEnd"/>
+      <w:r>
+        <w:rPr>
+          <w:rFonts w:ascii="Segoe UI" w:hAnsi="Segoe UI" w:cs="Segoe UI"/>
+          <w:color w:val="0D0D0D"/>
+          <w:shd w:val="clear" w:color="auto" w:fill="FFFFFF"/>
+        </w:rPr>
+        <w:t xml:space="preserve"> </w:t>
       </w:r>
       <w:r>
         <w:rPr>
@@ -5978,24 +6274,28 @@
         </w:rPr>
         <w:t>利用系统工具观察并测试硬件性能（例如</w:t>
       </w:r>
+      <w:proofErr w:type="spellStart"/>
       <w:r>
         <w:rPr>
           <w:rFonts w:hint="eastAsia"/>
         </w:rPr>
         <w:t>fio</w:t>
       </w:r>
+      <w:proofErr w:type="spellEnd"/>
       <w:r>
         <w:rPr>
           <w:rFonts w:hint="eastAsia"/>
         </w:rPr>
         <w:t>、</w:t>
       </w:r>
+      <w:proofErr w:type="spellStart"/>
       <w:r>
         <w:rPr>
           <w:rFonts w:hint="eastAsia"/>
         </w:rPr>
         <w:t>nvme</w:t>
       </w:r>
+      <w:proofErr w:type="spellEnd"/>
       <w:r>
         <w:t>-</w:t>
       </w:r>
@@ -6161,6 +6461,7 @@
         </w:rPr>
         <w:t>端到端应用进行测试（例如</w:t>
       </w:r>
+      <w:proofErr w:type="spellStart"/>
       <w:r>
         <w:rPr>
           <w:rFonts w:hint="eastAsia"/>
@@ -6168,6 +6469,7 @@
         </w:rPr>
         <w:t>RocksD</w:t>
       </w:r>
+      <w:proofErr w:type="spellEnd"/>
       <w:r>
         <w:rPr>
           <w:bCs/>
@@ -6188,6 +6490,7 @@
         </w:rPr>
         <w:t xml:space="preserve"> </w:t>
       </w:r>
+      <w:proofErr w:type="spellStart"/>
       <w:r>
         <w:rPr>
           <w:rFonts w:hint="eastAsia"/>
@@ -6195,6 +6498,7 @@
         </w:rPr>
         <w:t>Zenfs</w:t>
       </w:r>
+      <w:proofErr w:type="spellEnd"/>
       <w:r>
         <w:rPr>
           <w:bCs/>
@@ -6242,6 +6546,7 @@
         </w:rPr>
         <w:t>内置的</w:t>
       </w:r>
+      <w:proofErr w:type="spellStart"/>
       <w:r>
         <w:rPr>
           <w:rFonts w:hint="eastAsia"/>
@@ -6254,6 +6559,7 @@
         </w:rPr>
         <w:t>_bench</w:t>
       </w:r>
+      <w:proofErr w:type="spellEnd"/>
       <w:r>
         <w:rPr>
           <w:rFonts w:hint="eastAsia"/>
@@ -6345,12 +6651,14 @@
         </w:rPr>
         <w:t>、</w:t>
       </w:r>
+      <w:proofErr w:type="spellStart"/>
       <w:r>
         <w:rPr>
           <w:lang w:eastAsia="zh-Hans"/>
         </w:rPr>
         <w:t>Valgrind</w:t>
       </w:r>
+      <w:proofErr w:type="spellEnd"/>
       <w:r>
         <w:rPr>
           <w:rFonts w:hint="eastAsia"/>
@@ -6647,8 +6955,16 @@
         <w:rPr>
           <w:rFonts w:hint="eastAsia"/>
         </w:rPr>
-        <w:t>长期使用转接器导致</w:t>
-      </w:r>
+        <w:t>长期使用转接</w:t>
+      </w:r>
+      <w:proofErr w:type="gramStart"/>
+      <w:r>
+        <w:rPr>
+          <w:rFonts w:hint="eastAsia"/>
+        </w:rPr>
+        <w:t>器导致</w:t>
+      </w:r>
+      <w:proofErr w:type="gramEnd"/>
       <w:r>
         <w:rPr>
           <w:rFonts w:hint="eastAsia"/>
@@ -6677,7 +6993,21 @@
         <w:rPr>
           <w:rFonts w:hint="eastAsia"/>
         </w:rPr>
-        <w:t>使用双盘系统进行主副盘备份以防止数据丢失</w:t>
+        <w:t>使用双盘系统进行</w:t>
+      </w:r>
+      <w:proofErr w:type="gramStart"/>
+      <w:r>
+        <w:rPr>
+          <w:rFonts w:hint="eastAsia"/>
+        </w:rPr>
+        <w:t>主副盘备份</w:t>
+      </w:r>
+      <w:proofErr w:type="gramEnd"/>
+      <w:r>
+        <w:rPr>
+          <w:rFonts w:hint="eastAsia"/>
+        </w:rPr>
+        <w:t>以防止数据丢失</w:t>
       </w:r>
       <w:r>
         <w:rPr>
@@ -6731,7 +7061,21 @@
         <w:rPr>
           <w:rFonts w:hint="eastAsia"/>
         </w:rPr>
-        <w:t>硬件厂商可能将某些参数强制固定导致某部分设计无法实现</w:t>
+        <w:t>硬件厂商可能将某些参数强制固定导致某部</w:t>
+      </w:r>
+      <w:proofErr w:type="gramStart"/>
+      <w:r>
+        <w:rPr>
+          <w:rFonts w:hint="eastAsia"/>
+        </w:rPr>
+        <w:t>分设计</w:t>
+      </w:r>
+      <w:proofErr w:type="gramEnd"/>
+      <w:r>
+        <w:rPr>
+          <w:rFonts w:hint="eastAsia"/>
+        </w:rPr>
+        <w:t>无法实现</w:t>
       </w:r>
       <w:r>
         <w:rPr>
@@ -6743,7 +7087,21 @@
         <w:rPr>
           <w:rFonts w:hint="eastAsia"/>
         </w:rPr>
-        <w:t>基础库本身有漏洞或未完善的部分导致</w:t>
+        <w:t>基础</w:t>
+      </w:r>
+      <w:proofErr w:type="gramStart"/>
+      <w:r>
+        <w:rPr>
+          <w:rFonts w:hint="eastAsia"/>
+        </w:rPr>
+        <w:t>库本身</w:t>
+      </w:r>
+      <w:proofErr w:type="gramEnd"/>
+      <w:r>
+        <w:rPr>
+          <w:rFonts w:hint="eastAsia"/>
+        </w:rPr>
+        <w:t>有漏洞或未完善的部分导致</w:t>
       </w:r>
       <w:r>
         <w:rPr>
@@ -7045,7 +7403,11 @@
         <w:t>进度：</w:t>
       </w:r>
       <w:r>
-        <w:t xml:space="preserve"> TDKV = a(MM)b</w:t>
+        <w:t xml:space="preserve"> TDKV = a(MM)</w:t>
+      </w:r>
+      <w:proofErr w:type="gramStart"/>
+      <w:r>
+        <w:t>b</w:t>
       </w:r>
       <w:r>
         <w:t xml:space="preserve"> </w:t>
@@ -7054,7 +7416,11 @@
         <w:t xml:space="preserve"> </w:t>
       </w:r>
       <w:r>
-        <w:t>= 10.5 * 1</w:t>
+        <w:t>=</w:t>
+      </w:r>
+      <w:proofErr w:type="gramEnd"/>
+      <w:r>
+        <w:t xml:space="preserve"> 10.5 * 1</w:t>
       </w:r>
       <w:r>
         <w:t>0.27</w:t>
@@ -7236,6 +7602,21 @@
     </w:p>
     <w:p>
       <w:pPr>
+        <w:pStyle w:val="a0"/>
+        <w:ind w:firstLine="480"/>
+      </w:pPr>
+    </w:p>
+    <w:p>
+      <w:pPr>
+        <w:pStyle w:val="a0"/>
+        <w:ind w:firstLine="480"/>
+        <w:rPr>
+          <w:rFonts w:hint="eastAsia"/>
+        </w:rPr>
+      </w:pPr>
+    </w:p>
+    <w:p>
+      <w:pPr>
         <w:pStyle w:val="a5"/>
         <w:rPr>
           <w:rFonts w:ascii="黑体" w:eastAsia="黑体" w:hAnsi="黑体"/>
@@ -7246,6 +7627,7 @@
         <w:rPr>
           <w:rFonts w:ascii="黑体" w:eastAsia="黑体" w:hAnsi="黑体" w:hint="eastAsia"/>
         </w:rPr>
+        <w:lastRenderedPageBreak/>
         <w:t>表</w:t>
       </w:r>
       <w:r>
@@ -7410,7 +7792,6 @@
                 <w:sz w:val="22"/>
                 <w:szCs w:val="24"/>
               </w:rPr>
-              <w:lastRenderedPageBreak/>
               <w:t>202</w:t>
             </w:r>
             <w:r>
@@ -8138,7 +8519,15 @@
         </w:numPr>
       </w:pPr>
       <w:r>
-        <w:t>M. Rosenblum, J. Ousterhout. The design and implementation of a log-structured file system.</w:t>
+        <w:t xml:space="preserve">M. Rosenblum, J. </w:t>
+      </w:r>
+      <w:proofErr w:type="spellStart"/>
+      <w:r>
+        <w:t>Ousterhout</w:t>
+      </w:r>
+      <w:proofErr w:type="spellEnd"/>
+      <w:r>
+        <w:t>. The design and implementation of a log-structured file system.</w:t>
       </w:r>
       <w:r>
         <w:t xml:space="preserve"> ACM </w:t>
@@ -8147,13 +8536,21 @@
         <w:t>Transactions on Computer Systems </w:t>
       </w:r>
       <w:r>
-        <w:t>(TOCS),</w:t>
+        <w:t>(TOCS</w:t>
+      </w:r>
+      <w:proofErr w:type="gramStart"/>
+      <w:r>
+        <w:t>),</w:t>
       </w:r>
       <w:r>
         <w:t xml:space="preserve"> </w:t>
       </w:r>
       <w:r>
-        <w:t xml:space="preserve"> 10(1): 26-52</w:t>
+        <w:t xml:space="preserve"> 10</w:t>
+      </w:r>
+      <w:proofErr w:type="gramEnd"/>
+      <w:r>
+        <w:t>(1): 26-52</w:t>
       </w:r>
       <w:bookmarkEnd w:id="3"/>
     </w:p>
@@ -8219,7 +8616,23 @@
       <w:bookmarkStart w:id="8" w:name="_Ref160373549"/>
       <w:bookmarkStart w:id="9" w:name="_Ref126661159"/>
       <w:r>
-        <w:t>Y. Jiao, S. Bertron, S. Patel, L. Zeller, R. Bennett, N. Mukherjee, et al. BetrFS: a</w:t>
+        <w:t xml:space="preserve">Y. Jiao, S. </w:t>
+      </w:r>
+      <w:proofErr w:type="spellStart"/>
+      <w:r>
+        <w:t>Bertron</w:t>
+      </w:r>
+      <w:proofErr w:type="spellEnd"/>
+      <w:r>
+        <w:t xml:space="preserve">, S. Patel, L. Zeller, R. Bennett, N. Mukherjee, et al. </w:t>
+      </w:r>
+      <w:proofErr w:type="spellStart"/>
+      <w:r>
+        <w:t>BetrFS</w:t>
+      </w:r>
+      <w:proofErr w:type="spellEnd"/>
+      <w:r>
+        <w:t>: a</w:t>
       </w:r>
       <w:bookmarkEnd w:id="8"/>
     </w:p>
@@ -8228,8 +8641,13 @@
         <w:pStyle w:val="Reference"/>
         <w:ind w:left="420"/>
       </w:pPr>
-      <w:r>
-        <w:t>compleat file system for commodity SSDs</w:t>
+      <w:proofErr w:type="spellStart"/>
+      <w:r>
+        <w:t>compleat</w:t>
+      </w:r>
+      <w:proofErr w:type="spellEnd"/>
+      <w:r>
+        <w:t xml:space="preserve"> file system for commodity SSDs</w:t>
       </w:r>
       <w:r>
         <w:t>.</w:t>
@@ -8252,9 +8670,11 @@
         </w:rPr>
         <w:t>(</w:t>
       </w:r>
+      <w:proofErr w:type="spellStart"/>
       <w:r>
         <w:t>EuroSys</w:t>
       </w:r>
+      <w:proofErr w:type="spellEnd"/>
       <w:r>
         <w:rPr>
           <w:rFonts w:hint="eastAsia"/>
@@ -8280,7 +8700,15 @@
       <w:bookmarkStart w:id="11" w:name="_Ref126661555"/>
       <w:bookmarkEnd w:id="9"/>
       <w:r>
-        <w:t>T. Stavrinos, D. Berger, E. Katz-Bassett, W. Lloyd. Don't be a blockhead: zoned</w:t>
+        <w:t xml:space="preserve">T. </w:t>
+      </w:r>
+      <w:proofErr w:type="spellStart"/>
+      <w:r>
+        <w:t>Stavrinos</w:t>
+      </w:r>
+      <w:proofErr w:type="spellEnd"/>
+      <w:r>
+        <w:t>, D. Berger, E. Katz-Bassett, W. Lloyd. Don't be a blockhead: zoned</w:t>
       </w:r>
       <w:r>
         <w:t xml:space="preserve"> </w:t>
@@ -8310,7 +8738,11 @@
         <w:t xml:space="preserve"> </w:t>
       </w:r>
       <w:r>
-        <w:t>Hot Topics in Operating Systems</w:t>
+        <w:t xml:space="preserve">Hot Topics in Operating </w:t>
+      </w:r>
+      <w:proofErr w:type="gramStart"/>
+      <w:r>
+        <w:t>Systems</w:t>
       </w:r>
       <w:r>
         <w:rPr>
@@ -8318,9 +8750,12 @@
         </w:rPr>
         <w:t>(</w:t>
       </w:r>
+      <w:proofErr w:type="spellStart"/>
+      <w:proofErr w:type="gramEnd"/>
       <w:r>
         <w:t>HotOS</w:t>
       </w:r>
+      <w:proofErr w:type="spellEnd"/>
       <w:r>
         <w:rPr>
           <w:rFonts w:hint="eastAsia"/>
@@ -8345,7 +8780,15 @@
       </w:pPr>
       <w:bookmarkStart w:id="12" w:name="_Ref160379498"/>
       <w:r>
-        <w:t>P. Yang, N. Xue, Y. Zhang, Y. Zhou, L. Sun, W. Chen, et al. Reducing Garbage</w:t>
+        <w:t xml:space="preserve">P. Yang, N. </w:t>
+      </w:r>
+      <w:proofErr w:type="spellStart"/>
+      <w:r>
+        <w:t>Xue</w:t>
+      </w:r>
+      <w:proofErr w:type="spellEnd"/>
+      <w:r>
+        <w:t>, Y. Zhang, Y. Zhou, L. Sun, W. Chen, et al. Reducing Garbage</w:t>
       </w:r>
       <w:r>
         <w:rPr>
@@ -8374,9 +8817,11 @@
         </w:rPr>
         <w:t>(</w:t>
       </w:r>
+      <w:proofErr w:type="spellStart"/>
       <w:r>
         <w:t>HotStorage</w:t>
       </w:r>
+      <w:proofErr w:type="spellEnd"/>
       <w:r>
         <w:rPr>
           <w:rFonts w:hint="eastAsia"/>
@@ -8405,23 +8850,48 @@
       <w:bookmarkStart w:id="13" w:name="_Ref160379800"/>
       <w:bookmarkEnd w:id="11"/>
       <w:r>
-        <w:t>C. Chakraborttii, H. Litz. Reducing write amplification in flash by death-time prediction of logical block addresses</w:t>
+        <w:t xml:space="preserve">C. </w:t>
+      </w:r>
+      <w:proofErr w:type="spellStart"/>
+      <w:r>
+        <w:t>Chakraborttii</w:t>
+      </w:r>
+      <w:proofErr w:type="spellEnd"/>
+      <w:r>
+        <w:t xml:space="preserve">, H. </w:t>
+      </w:r>
+      <w:proofErr w:type="spellStart"/>
+      <w:r>
+        <w:t>Litz</w:t>
+      </w:r>
+      <w:proofErr w:type="spellEnd"/>
+      <w:r>
+        <w:t>. Reducing write amplification in flash by death-time prediction of logical block addresses</w:t>
       </w:r>
       <w:r>
         <w:t>.</w:t>
       </w:r>
       <w:r>
-        <w:t xml:space="preserve"> 13th ACM Workshop on Hot Topics in Storage and File Systems</w:t>
+        <w:t xml:space="preserve"> 13th ACM Workshop on Hot Topics in </w:t>
+      </w:r>
+      <w:r>
+        <w:lastRenderedPageBreak/>
+        <w:t>Storage and File Systems</w:t>
       </w:r>
       <w:r>
         <w:t xml:space="preserve"> </w:t>
       </w:r>
       <w:r>
-        <w:t>(H</w:t>
+        <w:t>(</w:t>
+      </w:r>
+      <w:proofErr w:type="spellStart"/>
+      <w:r>
+        <w:t>H</w:t>
       </w:r>
       <w:r>
         <w:t>otStorage</w:t>
       </w:r>
+      <w:proofErr w:type="spellEnd"/>
       <w:r>
         <w:t>)</w:t>
       </w:r>
@@ -8446,11 +8916,31 @@
       </w:pPr>
       <w:bookmarkStart w:id="14" w:name="_Ref160380232"/>
       <w:r>
-        <w:t xml:space="preserve">X. Hu, E. Eleftheriou, R. Haas, I. Iliadis, R. Pletka. Write amplification analysis in </w:t>
-      </w:r>
-      <w:r>
-        <w:lastRenderedPageBreak/>
-        <w:t>flash-based solid state drives</w:t>
+        <w:t xml:space="preserve">X. Hu, E. </w:t>
+      </w:r>
+      <w:proofErr w:type="spellStart"/>
+      <w:r>
+        <w:t>Eleftheriou</w:t>
+      </w:r>
+      <w:proofErr w:type="spellEnd"/>
+      <w:r>
+        <w:t xml:space="preserve">, R. Haas, I. </w:t>
+      </w:r>
+      <w:proofErr w:type="spellStart"/>
+      <w:r>
+        <w:t>Iliadis</w:t>
+      </w:r>
+      <w:proofErr w:type="spellEnd"/>
+      <w:r>
+        <w:t xml:space="preserve">, R. Pletka. Write amplification analysis in flash-based </w:t>
+      </w:r>
+      <w:proofErr w:type="gramStart"/>
+      <w:r>
+        <w:t>solid state</w:t>
+      </w:r>
+      <w:proofErr w:type="gramEnd"/>
+      <w:r>
+        <w:t xml:space="preserve"> drives</w:t>
       </w:r>
       <w:r>
         <w:t xml:space="preserve">. </w:t>
@@ -8548,11 +9038,16 @@
         <w:t xml:space="preserve"> </w:t>
       </w:r>
       <w:r>
-        <w:t>Computer Systems</w:t>
+        <w:t xml:space="preserve">Computer </w:t>
+      </w:r>
+      <w:proofErr w:type="gramStart"/>
+      <w:r>
+        <w:t>Systems</w:t>
       </w:r>
       <w:r>
         <w:t>(</w:t>
       </w:r>
+      <w:proofErr w:type="gramEnd"/>
       <w:r>
         <w:t>SIGMETRICS</w:t>
       </w:r>
@@ -8579,8 +9074,21 @@
       </w:pPr>
       <w:bookmarkStart w:id="16" w:name="_Ref160380248"/>
       <w:r>
-        <w:t>B. Houdt. A mean field model for a class of garbage collection algorithms in flashbased</w:t>
-      </w:r>
+        <w:t xml:space="preserve">B. </w:t>
+      </w:r>
+      <w:proofErr w:type="spellStart"/>
+      <w:r>
+        <w:t>Houdt</w:t>
+      </w:r>
+      <w:proofErr w:type="spellEnd"/>
+      <w:r>
+        <w:t xml:space="preserve">. A mean field model for a class of garbage collection algorithms in </w:t>
+      </w:r>
+      <w:proofErr w:type="spellStart"/>
+      <w:r>
+        <w:t>flashbased</w:t>
+      </w:r>
+      <w:proofErr w:type="spellEnd"/>
       <w:r>
         <w:rPr>
           <w:rFonts w:hint="eastAsia"/>
@@ -8611,7 +9119,65 @@
       </w:pPr>
       <w:bookmarkStart w:id="17" w:name="_Ref160380359"/>
       <w:r>
-        <w:t>Matias Bjorling, Abutalib Aghayev, Hans Holmberg,Aravind Ramesh, Damien Le Moal, Gregory R Ganger,and George Amvrosiadis. ZNS: Avoiding the block interface tax for flash-based SSDs.</w:t>
+        <w:t xml:space="preserve">Matias </w:t>
+      </w:r>
+      <w:proofErr w:type="spellStart"/>
+      <w:r>
+        <w:t>Bjorling</w:t>
+      </w:r>
+      <w:proofErr w:type="spellEnd"/>
+      <w:r>
+        <w:t xml:space="preserve">, </w:t>
+      </w:r>
+      <w:proofErr w:type="spellStart"/>
+      <w:r>
+        <w:t>Abutalib</w:t>
+      </w:r>
+      <w:proofErr w:type="spellEnd"/>
+      <w:r>
+        <w:t xml:space="preserve"> </w:t>
+      </w:r>
+      <w:proofErr w:type="spellStart"/>
+      <w:r>
+        <w:t>Aghayev</w:t>
+      </w:r>
+      <w:proofErr w:type="spellEnd"/>
+      <w:r>
+        <w:t xml:space="preserve">, Hans </w:t>
+      </w:r>
+      <w:proofErr w:type="spellStart"/>
+      <w:proofErr w:type="gramStart"/>
+      <w:r>
+        <w:t>Holmberg,Aravind</w:t>
+      </w:r>
+      <w:proofErr w:type="spellEnd"/>
+      <w:proofErr w:type="gramEnd"/>
+      <w:r>
+        <w:t xml:space="preserve"> Ramesh, Damien Le </w:t>
+      </w:r>
+      <w:proofErr w:type="spellStart"/>
+      <w:r>
+        <w:t>Moal</w:t>
+      </w:r>
+      <w:proofErr w:type="spellEnd"/>
+      <w:r>
+        <w:t xml:space="preserve">, Gregory R </w:t>
+      </w:r>
+      <w:proofErr w:type="spellStart"/>
+      <w:r>
+        <w:t>Ganger,and</w:t>
+      </w:r>
+      <w:proofErr w:type="spellEnd"/>
+      <w:r>
+        <w:t xml:space="preserve"> George </w:t>
+      </w:r>
+      <w:proofErr w:type="spellStart"/>
+      <w:r>
+        <w:t>Amvrosiadis</w:t>
+      </w:r>
+      <w:proofErr w:type="spellEnd"/>
+      <w:r>
+        <w:t>. ZNS: Avoiding the block interface tax for flash-based SSDs.</w:t>
       </w:r>
       <w:r>
         <w:t xml:space="preserve"> </w:t>
@@ -8644,20 +9210,36 @@
           <w:rFonts w:ascii="TimesNewRomanPSMT" w:hAnsi="TimesNewRomanPSMT" w:cs="TimesNewRomanPSMT"/>
           <w:kern w:val="0"/>
         </w:rPr>
-        <w:t>K. Han, H. Gwak, D. Shin, J. Hwang. ZNS+: Advanced Zoned Namespace Interface</w:t>
-      </w:r>
+        <w:t xml:space="preserve">K. Han, H. </w:t>
+      </w:r>
+      <w:proofErr w:type="spellStart"/>
       <w:r>
         <w:rPr>
           <w:rFonts w:ascii="TimesNewRomanPSMT" w:hAnsi="TimesNewRomanPSMT" w:cs="TimesNewRomanPSMT"/>
           <w:kern w:val="0"/>
         </w:rPr>
-        <w:t xml:space="preserve"> </w:t>
-      </w:r>
+        <w:t>Gwak</w:t>
+      </w:r>
+      <w:proofErr w:type="spellEnd"/>
       <w:r>
         <w:rPr>
           <w:rFonts w:ascii="TimesNewRomanPSMT" w:hAnsi="TimesNewRomanPSMT" w:cs="TimesNewRomanPSMT"/>
           <w:kern w:val="0"/>
         </w:rPr>
+        <w:t>, D. Shin, J. Hwang. ZNS+: Advanced Zoned Namespace Interface</w:t>
+      </w:r>
+      <w:r>
+        <w:rPr>
+          <w:rFonts w:ascii="TimesNewRomanPSMT" w:hAnsi="TimesNewRomanPSMT" w:cs="TimesNewRomanPSMT"/>
+          <w:kern w:val="0"/>
+        </w:rPr>
+        <w:t xml:space="preserve"> </w:t>
+      </w:r>
+      <w:r>
+        <w:rPr>
+          <w:rFonts w:ascii="TimesNewRomanPSMT" w:hAnsi="TimesNewRomanPSMT" w:cs="TimesNewRomanPSMT"/>
+          <w:kern w:val="0"/>
+        </w:rPr>
         <w:t>for Supporting In-Storage Zone Compaction</w:t>
       </w:r>
       <w:r>
@@ -8693,14 +9275,30 @@
           <w:rFonts w:ascii="TimesNewRomanPSMT" w:hAnsi="TimesNewRomanPSMT" w:cs="TimesNewRomanPSMT"/>
           <w:kern w:val="0"/>
         </w:rPr>
-        <w:t>Operating Systems Design and Implementation</w:t>
-      </w:r>
+        <w:t xml:space="preserve">Operating Systems Design and </w:t>
+      </w:r>
+      <w:proofErr w:type="gramStart"/>
       <w:r>
         <w:rPr>
           <w:rFonts w:ascii="TimesNewRomanPSMT" w:hAnsi="TimesNewRomanPSMT" w:cs="TimesNewRomanPSMT"/>
           <w:kern w:val="0"/>
         </w:rPr>
-        <w:t xml:space="preserve">(OSDI), </w:t>
+        <w:t>Implementation</w:t>
+      </w:r>
+      <w:r>
+        <w:rPr>
+          <w:rFonts w:ascii="TimesNewRomanPSMT" w:hAnsi="TimesNewRomanPSMT" w:cs="TimesNewRomanPSMT"/>
+          <w:kern w:val="0"/>
+        </w:rPr>
+        <w:t>(</w:t>
+      </w:r>
+      <w:proofErr w:type="gramEnd"/>
+      <w:r>
+        <w:rPr>
+          <w:rFonts w:ascii="TimesNewRomanPSMT" w:hAnsi="TimesNewRomanPSMT" w:cs="TimesNewRomanPSMT"/>
+          <w:kern w:val="0"/>
+        </w:rPr>
+        <w:t xml:space="preserve">OSDI), </w:t>
       </w:r>
       <w:r>
         <w:rPr>
@@ -8726,8 +9324,13 @@
       <w:r>
         <w:t xml:space="preserve">. </w:t>
       </w:r>
-      <w:r>
-        <w:t>eZNS: An elastic zoned namespace for commodity ZNS SSDs</w:t>
+      <w:proofErr w:type="spellStart"/>
+      <w:r>
+        <w:t>eZNS</w:t>
+      </w:r>
+      <w:proofErr w:type="spellEnd"/>
+      <w:r>
+        <w:t>: An elastic zoned namespace for commodity ZNS SSDs</w:t>
       </w:r>
       <w:r>
         <w:t>.</w:t>
@@ -8736,7 +9339,15 @@
         <w:t xml:space="preserve"> </w:t>
       </w:r>
       <w:r>
-        <w:t xml:space="preserve">17th USENIX Symposium on Operating Systems Design and Implementation (OSDI ), </w:t>
+        <w:t>17th USENIX Symposium on Operating Systems Design and Implementation (</w:t>
+      </w:r>
+      <w:proofErr w:type="gramStart"/>
+      <w:r>
+        <w:t>OSDI )</w:t>
+      </w:r>
+      <w:proofErr w:type="gramEnd"/>
+      <w:r>
+        <w:t xml:space="preserve">, </w:t>
       </w:r>
       <w:r>
         <w:t>2023</w:t>
@@ -8758,8 +9369,13 @@
         </w:numPr>
       </w:pPr>
       <w:bookmarkStart w:id="20" w:name="_Ref160383904"/>
-      <w:r>
-        <w:t xml:space="preserve">RocksDB. </w:t>
+      <w:proofErr w:type="spellStart"/>
+      <w:r>
+        <w:t>RocksDB</w:t>
+      </w:r>
+      <w:proofErr w:type="spellEnd"/>
+      <w:r>
+        <w:t xml:space="preserve">. </w:t>
       </w:r>
       <w:hyperlink r:id="rId12" w:history="1">
         <w:r>
@@ -8783,13 +9399,34 @@
         </w:numPr>
       </w:pPr>
       <w:r>
-        <w:t>S.-H. Kim, J. Shim, E. Lee, S. Jeong, I. Kang, and J.-S. Kim</w:t>
+        <w:t xml:space="preserve">S.-H. Kim, J. Shim, E. Lee, S. </w:t>
+      </w:r>
+      <w:proofErr w:type="spellStart"/>
+      <w:r>
+        <w:t>Jeong</w:t>
+      </w:r>
+      <w:proofErr w:type="spellEnd"/>
+      <w:r>
+        <w:t>, I. Kang, and J.-S. Kim</w:t>
       </w:r>
       <w:r>
         <w:t xml:space="preserve">. </w:t>
       </w:r>
-      <w:r>
-        <w:t>NVMeVirt: A Versatile Software-defined Virtual NVMe Device.</w:t>
+      <w:proofErr w:type="spellStart"/>
+      <w:r>
+        <w:t>NVMeVirt</w:t>
+      </w:r>
+      <w:proofErr w:type="spellEnd"/>
+      <w:r>
+        <w:t xml:space="preserve">: A Versatile Software-defined Virtual </w:t>
+      </w:r>
+      <w:proofErr w:type="spellStart"/>
+      <w:r>
+        <w:t>NVMe</w:t>
+      </w:r>
+      <w:proofErr w:type="spellEnd"/>
+      <w:r>
+        <w:t xml:space="preserve"> Device.</w:t>
       </w:r>
       <w:r>
         <w:t xml:space="preserve"> </w:t>
@@ -8846,11 +9483,9 @@
     <w:p>
       <w:pPr>
         <w:pStyle w:val="Reference"/>
-      </w:pPr>
-    </w:p>
-    <w:p>
-      <w:pPr>
-        <w:pStyle w:val="Reference"/>
+        <w:rPr>
+          <w:rFonts w:hint="eastAsia"/>
+        </w:rPr>
         <w:sectPr>
           <w:headerReference w:type="default" r:id="rId14"/>
           <w:footerReference w:type="default" r:id="rId15"/>
@@ -9023,8 +9658,16 @@
                   <w:rPr>
                     <w:rFonts w:ascii="楷体" w:eastAsia="楷体" w:hAnsi="楷体" w:hint="eastAsia"/>
                   </w:rPr>
-                  <w:t>柳子淇</w:t>
+                  <w:t>柳子</w:t>
                 </w:r>
+                <w:proofErr w:type="gramStart"/>
+                <w:r>
+                  <w:rPr>
+                    <w:rFonts w:ascii="楷体" w:eastAsia="楷体" w:hAnsi="楷体" w:hint="eastAsia"/>
+                  </w:rPr>
+                  <w:t>淇</w:t>
+                </w:r>
+                <w:proofErr w:type="gramEnd"/>
               </w:sdtContent>
             </w:sdt>
           </w:p>
@@ -9168,12 +9811,14 @@
                 <w:szCs w:val="21"/>
               </w:rPr>
             </w:pPr>
+            <w:proofErr w:type="gramStart"/>
             <w:r>
               <w:rPr>
                 <w:rFonts w:ascii="楷体" w:eastAsia="楷体" w:hAnsi="楷体" w:hint="eastAsia"/>
               </w:rPr>
               <w:t>刘渝</w:t>
             </w:r>
+            <w:proofErr w:type="gramEnd"/>
           </w:p>
         </w:tc>
       </w:tr>
@@ -9296,11 +9941,19 @@
               </w:sdtPr>
               <w:sdtEndPr/>
               <w:sdtContent>
+                <w:proofErr w:type="gramStart"/>
                 <w:r>
                   <w:rPr>
                     <w:rFonts w:ascii="楷体" w:eastAsia="楷体" w:hAnsi="楷体" w:hint="eastAsia"/>
                   </w:rPr>
-                  <w:t>本硕博2001班</w:t>
+                  <w:t>本硕博</w:t>
+                </w:r>
+                <w:proofErr w:type="gramEnd"/>
+                <w:r>
+                  <w:rPr>
+                    <w:rFonts w:ascii="楷体" w:eastAsia="楷体" w:hAnsi="楷体" w:hint="eastAsia"/>
+                  </w:rPr>
+                  <w:t>2001班</w:t>
                 </w:r>
               </w:sdtContent>
             </w:sdt>
@@ -15017,7 +15670,6 @@
     <w:sig w:usb0="E4002EFF" w:usb1="C000247B" w:usb2="00000009" w:usb3="00000000" w:csb0="000001FF" w:csb1="00000000"/>
   </w:font>
   <w:font w:name="华文细黑">
-    <w:altName w:val="STXihei"/>
     <w:panose1 w:val="02010600040101010101"/>
     <w:charset w:val="86"/>
     <w:family w:val="auto"/>
@@ -15050,7 +15702,6 @@
     <w:sig w:usb0="00000003" w:usb1="00000000" w:usb2="00000000" w:usb3="00000000" w:csb0="00000001" w:csb1="00000000"/>
   </w:font>
   <w:font w:name="华文楷体">
-    <w:altName w:val="STKaiti"/>
     <w:panose1 w:val="02010600040101010101"/>
     <w:charset w:val="86"/>
     <w:family w:val="auto"/>
@@ -15128,6 +15779,7 @@
     <w:rsid w:val="0058715B"/>
     <w:rsid w:val="00633346"/>
     <w:rsid w:val="006C7111"/>
+    <w:rsid w:val="007D7689"/>
     <w:rsid w:val="0098192D"/>
     <w:rsid w:val="009E795D"/>
     <w:rsid w:val="00A50100"/>
@@ -15942,6 +16594,10 @@
 </file>
 
 <file path=customXml/item1.xml><?xml version="1.0" encoding="utf-8"?>
+<b:Sources xmlns:b="http://schemas.openxmlformats.org/officeDocument/2006/bibliography" xmlns="http://schemas.openxmlformats.org/officeDocument/2006/bibliography" SelectedStyle="\APASixthEditionOfficeOnline.xsl" StyleName="APA" Version="6"/>
+</file>
+
+<file path=customXml/item2.xml><?xml version="1.0" encoding="utf-8"?>
 <s:customData xmlns="http://www.wps.cn/officeDocument/2013/wpsCustomData" xmlns:s="http://www.wps.cn/officeDocument/2013/wpsCustomData">
   <customSectProps>
     <customSectPr/>
@@ -15956,22 +16612,18 @@
 </s:customData>
 </file>
 
-<file path=customXml/item2.xml><?xml version="1.0" encoding="utf-8"?>
-<b:Sources xmlns:b="http://schemas.openxmlformats.org/officeDocument/2006/bibliography" xmlns="http://schemas.openxmlformats.org/officeDocument/2006/bibliography" SelectedStyle="\APASixthEditionOfficeOnline.xsl" StyleName="APA" Version="6"/>
+<file path=customXml/itemProps1.xml><?xml version="1.0" encoding="utf-8"?>
+<ds:datastoreItem xmlns:ds="http://schemas.openxmlformats.org/officeDocument/2006/customXml" ds:itemID="{409846E6-CA41-4503-BC41-53652FD78AF9}">
+  <ds:schemaRefs>
+    <ds:schemaRef ds:uri="http://schemas.openxmlformats.org/officeDocument/2006/bibliography"/>
+  </ds:schemaRefs>
+</ds:datastoreItem>
 </file>
 
-<file path=customXml/itemProps1.xml><?xml version="1.0" encoding="utf-8"?>
+<file path=customXml/itemProps2.xml><?xml version="1.0" encoding="utf-8"?>
 <ds:datastoreItem xmlns:ds="http://schemas.openxmlformats.org/officeDocument/2006/customXml" ds:itemID="{B1977F7D-205B-4081-913C-38D41E755F92}">
   <ds:schemaRefs>
     <ds:schemaRef ds:uri="http://www.wps.cn/officeDocument/2013/wpsCustomData"/>
   </ds:schemaRefs>
 </ds:datastoreItem>
-</file>
-
-<file path=customXml/itemProps2.xml><?xml version="1.0" encoding="utf-8"?>
-<ds:datastoreItem xmlns:ds="http://schemas.openxmlformats.org/officeDocument/2006/customXml" ds:itemID="{409846E6-CA41-4503-BC41-53652FD78AF9}">
-  <ds:schemaRefs>
-    <ds:schemaRef ds:uri="http://schemas.openxmlformats.org/officeDocument/2006/bibliography"/>
-  </ds:schemaRefs>
-</ds:datastoreItem>
 </file>